--- a/submission/competing_interests_declaration.docx
+++ b/submission/competing_interests_declaration.docx
@@ -26,7 +26,7 @@
         <w:t xml:space="preserve"> </w:t>
       </w:r>
       <w:r>
-        <w:t xml:space="preserve">Domain-Specific versus Dense Knowledge Graphs for Gene Perturbation Prediction: A Multi-Split Ablation Benchmark</w:t>
+        <w:t>RA-PainKG: Construction, Coverage-Gap Documentation, and Benchmark Validation of a Tissue-Contextualized Knowledge Graph for Rheumatoid Arthritis Pain Signaling</w:t>
       </w:r>
     </w:p>
     <w:p>

--- a/submission/competing_interests_declaration.docx
+++ b/submission/competing_interests_declaration.docx
@@ -150,7 +150,7 @@
         <w:t xml:space="preserve"> </w:t>
       </w:r>
       <w:r>
-        <w:t xml:space="preserve">July 16, 2026</w:t>
+        <w:t>July 18, 2026</w:t>
       </w:r>
     </w:p>
     <w:bookmarkEnd w:id="20"/>
